--- a/9419910600_Module7_Assessment1.docx
+++ b/9419910600_Module7_Assessment1.docx
@@ -336,7 +336,7 @@
     </w:p>
     <w:p>
       <w:r>
-        <w:t>This portfolio demonstrates systematic refactoring of a pricing service from monolithic to clean architecture. The v0 implementation (90-line handler) contained seven quality gaps: high coupling, direct file I/O, embedded rules, non-deterministic time, rounding fragmentation, weak validation, and magic numbers. v1 introduces Service Layer, Repository Pattern, Strategy Pattern, and Clock Injection, achieving 99% coverage across 90 tests and establishing six independently testable components. The refactoring preserves business-level decisions (the 24/25 seat pricing anomaly) while enabling deterministic testing and isolated rule modification. All evidence—architectural decisions, test suite, embedded diagrams, and risk analysis—demonstrates reproducible quality improvement.</w:t>
+        <w:t>This portfolio demonstrates systematic refactoring of a pricing service from monolithic to clean architecture. The v0 implementation—a 90-line HTTP handler coupling six distinct responsibilities—contained seven quality gaps: high coupling, direct file I/O, embedded rules, non-deterministic time, rounding fragmentation, weak validation, and magic numbers. These gaps created financial mispricing risk, weak testability, and high maintenance cost. Through deliberate architectural decisions (Service Layer, Repository Pattern, Strategy Pattern, Dependency Injection), v1 achieves 99% code coverage across 90 tests, establishes clear architectural boundaries, and makes business rules independently modifiable. The refactoring preserves business-level decisions (the 24/25 seat pricing anomaly) while enabling deterministic testing and isolated rule modification. All evidence—architectural decisions, test suite, embedded diagrams, risk analysis, and code metrics—provides reproducible proof of quality improvement.</w:t>
       </w:r>
     </w:p>
     <w:p/>
@@ -454,7 +454,7 @@
     </w:p>
     <w:p>
       <w:r>
-        <w:t>The seven gaps are symptoms of monolithic design. A 90-line function cannot be the unit of change, testing, or understanding. Decomposition into distinct responsibilities—each independently testable—is essential.</w:t>
+        <w:t>Key Insight: The seven gaps are not independent failures but symptoms of a single root cause: monolithic architecture. A single 90-line function cannot be the unit of change, testing, or understanding. Fixing one gap in isolation (e.g., adding input validation) without addressing the architecture leaves the others intact. The refactoring strategy therefore focuses on decomposing the monolith into distinct responsibilities, each independently testable and modifiable.</w:t>
       </w:r>
     </w:p>
     <w:p/>
@@ -1195,7 +1195,7 @@
         <w:pStyle w:val="ListBullet"/>
       </w:pPr>
       <w:r>
-        <w:t>Concurrent invoice writes (file-locking untested)</w:t>
+        <w:t>What it did not prove: The tests do not establish safe concurrent invoice writes because file-locking behaviour has not been tested. They do not demonstrate performance under production-scale load, and synthetic test data cannot represent every real-world scenario. Most importantly, test coverage cannot establish **business correctness**: the 24/25 pricing anomaly can be detected and reproduced, but testing alone cannot determine whether that pricing policy is intentional.</w:t>
       </w:r>
     </w:p>
     <w:p>
@@ -1413,7 +1413,7 @@
     </w:p>
     <w:p>
       <w:r>
-        <w:t>v1 has 90 tests (99% line, 92% branch coverage) exercising boundaries, rules, and API contract.</w:t>
+        <w:t>v1 has a documented suite of **90 tests**, executing in **0.21 seconds**, with approximately **99% overall line coverage and 92% branch coverage** reported in the project evidence. The significance is not the percentages alone: the tests specifically exercise pricing boundaries, individual rules, service orchestration and the API contract.</w:t>
       </w:r>
     </w:p>
     <w:p>
@@ -1429,7 +1429,7 @@
     </w:p>
     <w:p>
       <w:r>
-        <w:t>The improvement: from one infrastructure-coupled testing boundary to six independently testable components.</w:t>
+        <w:t>Evidence-Driven Claims: Rather than claiming "better design" in abstract terms, the refactoring presents concrete evidence: coupling measured by responsibility distribution (v0: 6 concerns in 90 lines vs v1: 6 concerns in 6 components), testability measured by testing boundary (v0: integration-only vs v1: unit+service+integration), and quality measured by test results (90 tests, 0.21s execution, 99% coverage). This approach moves beyond opinion toward verifiable technical facts.</w:t>
       </w:r>
     </w:p>
     <w:p/>
